--- a/11_Memori_Xinu/Jurnal/Modul11_Jurnal_2311104024_TsaqifHisyamSaputra.docx
+++ b/11_Memori_Xinu/Jurnal/Modul11_Jurnal_2311104024_TsaqifHisyamSaputra.docx
@@ -311,14 +311,6 @@
           <w:sz w:val="24"/>
         </w:rPr>
       </w:pPr>
-      <w:r>
-        <w:rPr>
-          <w:rFonts w:ascii="Times New Roman" w:eastAsia="Times New Roman" w:hAnsi="Times New Roman" w:cs="Times New Roman"/>
-          <w:b/>
-          <w:sz w:val="24"/>
-        </w:rPr>
-        <w:t xml:space="preserve">Jurnal Praktikum </w:t>
-      </w:r>
     </w:p>
     <w:p>
       <w:pPr>
@@ -3462,6 +3454,7 @@
   <w:style w:type="character" w:default="1" w:styleId="DefaultParagraphFont">
     <w:name w:val="Default Paragraph Font"/>
     <w:uiPriority w:val="1"/>
+    <w:semiHidden/>
     <w:unhideWhenUsed/>
   </w:style>
   <w:style w:type="table" w:default="1" w:styleId="TableNormal">
